--- a/docs/labs/Lab7-toad-nerve/Lab7.docx
+++ b/docs/labs/Lab7-toad-nerve/Lab7.docx
@@ -23,7 +23,7 @@
         <w:pStyle w:val="Date"/>
       </w:pPr>
       <w:r>
-        <w:t xml:space="preserve">2024-10-22</w:t>
+        <w:t xml:space="preserve">2025-10-29</w:t>
       </w:r>
     </w:p>
     <w:sdt>

--- a/docs/labs/Lab7-toad-nerve/Lab7.docx
+++ b/docs/labs/Lab7-toad-nerve/Lab7.docx
@@ -253,7 +253,7 @@
               </w:numPr>
             </w:pPr>
             <w:r>
-              <w:t xml:space="preserve">Do Quiz on Laulima (open 24 hrs before lab).</w:t>
+              <w:t xml:space="preserve">Do Quiz on Lamaku (open 24 hrs before lab).</w:t>
             </w:r>
           </w:p>
           <w:p>
